--- a/spa/docx/45.content.docx
+++ b/spa/docx/45.content.docx
@@ -20093,19 +20093,7 @@
         <w:rPr>
           <w:lang w:val="es_ES" w:bidi="es_ES"/>
         </w:rPr>
-        <w:t xml:space="preserve">). Quizás la respuesta sea que Pablo pudo saludar a tantas personas en Roma porque las había encontrado durante sus viajes fuera de Roma (ver </w:t>
-      </w:r>
-      <w:r>
-        <w:rPr>
-          <w:lang w:val="es_ES" w:bidi="es_ES"/>
-        </w:rPr>
-        <w:t>Introducción al Libro de Romanos</w:t>
-      </w:r>
-      <w:r>
-        <w:rPr>
-          <w:lang w:val="es_ES" w:bidi="es_ES"/>
-        </w:rPr>
-        <w:t>, “Contexto”).</w:t>
+        <w:t>). Quizás la respuesta sea que Pablo pudo saludar a tantas personas en Roma porque las había encontrado durante sus viajes fuera de Roma (ver Introducción al Libro de Romanos, “Contexto”).</w:t>
       </w:r>
       <w:r>
         <w:rPr>
